--- a/examples/multivariate/doc/03-train-test-split-mv.docx
+++ b/examples/multivariate/doc/03-train-test-split-mv.docx
@@ -2,7 +2,7 @@
 <file path=word/document.xml><?xml version="1.0" encoding="utf-8"?>
 <w:document xmlns:w="http://schemas.openxmlformats.org/wordprocessingml/2006/main" xmlns:m="http://schemas.openxmlformats.org/officeDocument/2006/math" xmlns:r="http://schemas.openxmlformats.org/officeDocument/2006/relationships" xmlns:o="urn:schemas-microsoft-com:office:office" xmlns:v="urn:schemas-microsoft-com:vml" xmlns:w10="urn:schemas-microsoft-com:office:word" xmlns:a="http://schemas.openxmlformats.org/drawingml/2006/main" xmlns:pic="http://schemas.openxmlformats.org/drawingml/2006/picture" xmlns:wp="http://schemas.openxmlformats.org/drawingml/2006/wordprocessingDrawing">
   <w:body>
-    <w:bookmarkStart w:id="20" w:name="X4c54c66ec8d5e4da3ca84629eeb7927cb85e4ae"/>
+    <w:bookmarkStart w:id="9" w:name="X4c54c66ec8d5e4da3ca84629eeb7927cb85e4ae"/>
     <w:p>
       <w:pPr>
         <w:pStyle w:val="Heading2"/>
@@ -22,7 +22,7 @@
         <w:t xml:space="preserve"> </w:t>
       </w:r>
       <w:r>
-        <w:t xml:space="preserve">- In the multivariate workflow, train/test splitting happens on the aligned object before forecasting.</w:t>
+        <w:t xml:space="preserve">- In sliding-window forecasting workflows, train/test splitting should happen after the lagged representation is materialized.</w:t>
       </w:r>
       <w:r>
         <w:t xml:space="preserve"> </w:t>
@@ -51,7 +51,7 @@
         <w:pStyle w:val="BodyText"/>
       </w:pPr>
       <w:r>
-        <w:t xml:space="preserve">Didactic goal: inspect how the aligned multivariate data and the lagged materialization behave before and after the time-aware split.</w:t>
+        <w:t xml:space="preserve">Didactic goal: inspect how the aligned multivariate data becomes lagged windows and why the split should happen at that stage.</w:t>
       </w:r>
     </w:p>
     <w:p>
@@ -290,6 +290,509 @@
         </w:rPr>
         <w:t xml:space="preserve">}</w:t>
       </w:r>
+      <w:r>
+        <w:br/>
+      </w:r>
+      <w:r>
+        <w:rPr>
+          <w:rStyle w:val="ControlFlowTok"/>
+        </w:rPr>
+        <w:t xml:space="preserve">if</w:t>
+      </w:r>
+      <w:r>
+        <w:rPr>
+          <w:rStyle w:val="NormalTok"/>
+        </w:rPr>
+        <w:t xml:space="preserve"> (</w:t>
+      </w:r>
+      <w:r>
+        <w:rPr>
+          <w:rStyle w:val="SpecialCharTok"/>
+        </w:rPr>
+        <w:t xml:space="preserve">!</w:t>
+      </w:r>
+      <w:r>
+        <w:rPr>
+          <w:rStyle w:val="FunctionTok"/>
+        </w:rPr>
+        <w:t xml:space="preserve">is.null</w:t>
+      </w:r>
+      <w:r>
+        <w:rPr>
+          <w:rStyle w:val="NormalTok"/>
+        </w:rPr>
+        <w:t xml:space="preserve">(</w:t>
+      </w:r>
+      <w:r>
+        <w:rPr>
+          <w:rStyle w:val="FunctionTok"/>
+        </w:rPr>
+        <w:t xml:space="preserve">attr</w:t>
+      </w:r>
+      <w:r>
+        <w:rPr>
+          <w:rStyle w:val="NormalTok"/>
+        </w:rPr>
+        <w:t xml:space="preserve">(EUNITE.Reg, </w:t>
+      </w:r>
+      <w:r>
+        <w:rPr>
+          <w:rStyle w:val="StringTok"/>
+        </w:rPr>
+        <w:t xml:space="preserve">"url"</w:t>
+      </w:r>
+      <w:r>
+        <w:rPr>
+          <w:rStyle w:val="NormalTok"/>
+        </w:rPr>
+        <w:t xml:space="preserve">))) {</w:t>
+      </w:r>
+      <w:r>
+        <w:br/>
+      </w:r>
+      <w:r>
+        <w:rPr>
+          <w:rStyle w:val="NormalTok"/>
+        </w:rPr>
+        <w:t xml:space="preserve">  EUNITE.Reg </w:t>
+      </w:r>
+      <w:r>
+        <w:rPr>
+          <w:rStyle w:val="OtherTok"/>
+        </w:rPr>
+        <w:t xml:space="preserve">&lt;-</w:t>
+      </w:r>
+      <w:r>
+        <w:rPr>
+          <w:rStyle w:val="NormalTok"/>
+        </w:rPr>
+        <w:t xml:space="preserve"> </w:t>
+      </w:r>
+      <w:r>
+        <w:rPr>
+          <w:rStyle w:val="FunctionTok"/>
+        </w:rPr>
+        <w:t xml:space="preserve">loadfulldata</w:t>
+      </w:r>
+      <w:r>
+        <w:rPr>
+          <w:rStyle w:val="NormalTok"/>
+        </w:rPr>
+        <w:t xml:space="preserve">(EUNITE.Reg)</w:t>
+      </w:r>
+      <w:r>
+        <w:br/>
+      </w:r>
+      <w:r>
+        <w:rPr>
+          <w:rStyle w:val="NormalTok"/>
+        </w:rPr>
+        <w:t xml:space="preserve">}</w:t>
+      </w:r>
+      <w:r>
+        <w:br/>
+      </w:r>
+      <w:r>
+        <w:br/>
+      </w:r>
+      <w:r>
+        <w:rPr>
+          <w:rStyle w:val="NormalTok"/>
+        </w:rPr>
+        <w:t xml:space="preserve">load_cols </w:t>
+      </w:r>
+      <w:r>
+        <w:rPr>
+          <w:rStyle w:val="OtherTok"/>
+        </w:rPr>
+        <w:t xml:space="preserve">&lt;-</w:t>
+      </w:r>
+      <w:r>
+        <w:rPr>
+          <w:rStyle w:val="NormalTok"/>
+        </w:rPr>
+        <w:t xml:space="preserve"> </w:t>
+      </w:r>
+      <w:r>
+        <w:rPr>
+          <w:rStyle w:val="FunctionTok"/>
+        </w:rPr>
+        <w:t xml:space="preserve">setdiff</w:t>
+      </w:r>
+      <w:r>
+        <w:rPr>
+          <w:rStyle w:val="NormalTok"/>
+        </w:rPr>
+        <w:t xml:space="preserve">(</w:t>
+      </w:r>
+      <w:r>
+        <w:rPr>
+          <w:rStyle w:val="FunctionTok"/>
+        </w:rPr>
+        <w:t xml:space="preserve">names</w:t>
+      </w:r>
+      <w:r>
+        <w:rPr>
+          <w:rStyle w:val="NormalTok"/>
+        </w:rPr>
+        <w:t xml:space="preserve">(EUNITE.Loads), </w:t>
+      </w:r>
+      <w:r>
+        <w:rPr>
+          <w:rStyle w:val="StringTok"/>
+        </w:rPr>
+        <w:t xml:space="preserve">"split"</w:t>
+      </w:r>
+      <w:r>
+        <w:rPr>
+          <w:rStyle w:val="NormalTok"/>
+        </w:rPr>
+        <w:t xml:space="preserve">)</w:t>
+      </w:r>
+      <w:r>
+        <w:br/>
+      </w:r>
+      <w:r>
+        <w:rPr>
+          <w:rStyle w:val="NormalTok"/>
+        </w:rPr>
+        <w:t xml:space="preserve">y </w:t>
+      </w:r>
+      <w:r>
+        <w:rPr>
+          <w:rStyle w:val="OtherTok"/>
+        </w:rPr>
+        <w:t xml:space="preserve">&lt;-</w:t>
+      </w:r>
+      <w:r>
+        <w:rPr>
+          <w:rStyle w:val="NormalTok"/>
+        </w:rPr>
+        <w:t xml:space="preserve"> </w:t>
+      </w:r>
+      <w:r>
+        <w:rPr>
+          <w:rStyle w:val="FunctionTok"/>
+        </w:rPr>
+        <w:t xml:space="preserve">apply</w:t>
+      </w:r>
+      <w:r>
+        <w:rPr>
+          <w:rStyle w:val="NormalTok"/>
+        </w:rPr>
+        <w:t xml:space="preserve">(EUNITE.Loads[, load_cols, </w:t>
+      </w:r>
+      <w:r>
+        <w:rPr>
+          <w:rStyle w:val="AttributeTok"/>
+        </w:rPr>
+        <w:t xml:space="preserve">drop =</w:t>
+      </w:r>
+      <w:r>
+        <w:rPr>
+          <w:rStyle w:val="NormalTok"/>
+        </w:rPr>
+        <w:t xml:space="preserve"> </w:t>
+      </w:r>
+      <w:r>
+        <w:rPr>
+          <w:rStyle w:val="ConstantTok"/>
+        </w:rPr>
+        <w:t xml:space="preserve">FALSE</w:t>
+      </w:r>
+      <w:r>
+        <w:rPr>
+          <w:rStyle w:val="NormalTok"/>
+        </w:rPr>
+        <w:t xml:space="preserve">], </w:t>
+      </w:r>
+      <w:r>
+        <w:rPr>
+          <w:rStyle w:val="DecValTok"/>
+        </w:rPr>
+        <w:t xml:space="preserve">1</w:t>
+      </w:r>
+      <w:r>
+        <w:rPr>
+          <w:rStyle w:val="NormalTok"/>
+        </w:rPr>
+        <w:t xml:space="preserve">, max)</w:t>
+      </w:r>
+      <w:r>
+        <w:br/>
+      </w:r>
+      <w:r>
+        <w:rPr>
+          <w:rStyle w:val="NormalTok"/>
+        </w:rPr>
+        <w:t xml:space="preserve">x1 </w:t>
+      </w:r>
+      <w:r>
+        <w:rPr>
+          <w:rStyle w:val="OtherTok"/>
+        </w:rPr>
+        <w:t xml:space="preserve">&lt;-</w:t>
+      </w:r>
+      <w:r>
+        <w:rPr>
+          <w:rStyle w:val="NormalTok"/>
+        </w:rPr>
+        <w:t xml:space="preserve"> </w:t>
+      </w:r>
+      <w:r>
+        <w:rPr>
+          <w:rStyle w:val="FunctionTok"/>
+        </w:rPr>
+        <w:t xml:space="preserve">as.numeric</w:t>
+      </w:r>
+      <w:r>
+        <w:rPr>
+          <w:rStyle w:val="NormalTok"/>
+        </w:rPr>
+        <w:t xml:space="preserve">(EUNITE.Reg</w:t>
+      </w:r>
+      <w:r>
+        <w:rPr>
+          <w:rStyle w:val="SpecialCharTok"/>
+        </w:rPr>
+        <w:t xml:space="preserve">$</w:t>
+      </w:r>
+      <w:r>
+        <w:rPr>
+          <w:rStyle w:val="NormalTok"/>
+        </w:rPr>
+        <w:t xml:space="preserve">Weekday)</w:t>
+      </w:r>
+      <w:r>
+        <w:br/>
+      </w:r>
+      <w:r>
+        <w:rPr>
+          <w:rStyle w:val="NormalTok"/>
+        </w:rPr>
+        <w:t xml:space="preserve">x2 </w:t>
+      </w:r>
+      <w:r>
+        <w:rPr>
+          <w:rStyle w:val="OtherTok"/>
+        </w:rPr>
+        <w:t xml:space="preserve">&lt;-</w:t>
+      </w:r>
+      <w:r>
+        <w:rPr>
+          <w:rStyle w:val="NormalTok"/>
+        </w:rPr>
+        <w:t xml:space="preserve"> </w:t>
+      </w:r>
+      <w:r>
+        <w:rPr>
+          <w:rStyle w:val="FunctionTok"/>
+        </w:rPr>
+        <w:t xml:space="preserve">as.numeric</w:t>
+      </w:r>
+      <w:r>
+        <w:rPr>
+          <w:rStyle w:val="NormalTok"/>
+        </w:rPr>
+        <w:t xml:space="preserve">(EUNITE.Reg</w:t>
+      </w:r>
+      <w:r>
+        <w:rPr>
+          <w:rStyle w:val="SpecialCharTok"/>
+        </w:rPr>
+        <w:t xml:space="preserve">$</w:t>
+      </w:r>
+      <w:r>
+        <w:rPr>
+          <w:rStyle w:val="NormalTok"/>
+        </w:rPr>
+        <w:t xml:space="preserve">Weekday </w:t>
+      </w:r>
+      <w:r>
+        <w:rPr>
+          <w:rStyle w:val="SpecialCharTok"/>
+        </w:rPr>
+        <w:t xml:space="preserve">%in%</w:t>
+      </w:r>
+      <w:r>
+        <w:rPr>
+          <w:rStyle w:val="NormalTok"/>
+        </w:rPr>
+        <w:t xml:space="preserve"> </w:t>
+      </w:r>
+      <w:r>
+        <w:rPr>
+          <w:rStyle w:val="FunctionTok"/>
+        </w:rPr>
+        <w:t xml:space="preserve">c</w:t>
+      </w:r>
+      <w:r>
+        <w:rPr>
+          <w:rStyle w:val="NormalTok"/>
+        </w:rPr>
+        <w:t xml:space="preserve">(</w:t>
+      </w:r>
+      <w:r>
+        <w:rPr>
+          <w:rStyle w:val="DecValTok"/>
+        </w:rPr>
+        <w:t xml:space="preserve">1</w:t>
+      </w:r>
+      <w:r>
+        <w:rPr>
+          <w:rStyle w:val="NormalTok"/>
+        </w:rPr>
+        <w:t xml:space="preserve">, </w:t>
+      </w:r>
+      <w:r>
+        <w:rPr>
+          <w:rStyle w:val="DecValTok"/>
+        </w:rPr>
+        <w:t xml:space="preserve">7</w:t>
+      </w:r>
+      <w:r>
+        <w:rPr>
+          <w:rStyle w:val="NormalTok"/>
+        </w:rPr>
+        <w:t xml:space="preserve">))</w:t>
+      </w:r>
+      <w:r>
+        <w:br/>
+      </w:r>
+      <w:r>
+        <w:br/>
+      </w:r>
+      <w:r>
+        <w:rPr>
+          <w:rStyle w:val="NormalTok"/>
+        </w:rPr>
+        <w:t xml:space="preserve">mv </w:t>
+      </w:r>
+      <w:r>
+        <w:rPr>
+          <w:rStyle w:val="OtherTok"/>
+        </w:rPr>
+        <w:t xml:space="preserve">&lt;-</w:t>
+      </w:r>
+      <w:r>
+        <w:rPr>
+          <w:rStyle w:val="NormalTok"/>
+        </w:rPr>
+        <w:t xml:space="preserve"> </w:t>
+      </w:r>
+      <w:r>
+        <w:rPr>
+          <w:rStyle w:val="FunctionTok"/>
+        </w:rPr>
+        <w:t xml:space="preserve">ts_data_mv</w:t>
+      </w:r>
+      <w:r>
+        <w:rPr>
+          <w:rStyle w:val="NormalTok"/>
+        </w:rPr>
+        <w:t xml:space="preserve">(</w:t>
+      </w:r>
+      <w:r>
+        <w:br/>
+      </w:r>
+      <w:r>
+        <w:rPr>
+          <w:rStyle w:val="NormalTok"/>
+        </w:rPr>
+        <w:t xml:space="preserve">  </w:t>
+      </w:r>
+      <w:r>
+        <w:rPr>
+          <w:rStyle w:val="FunctionTok"/>
+        </w:rPr>
+        <w:t xml:space="preserve">data.frame</w:t>
+      </w:r>
+      <w:r>
+        <w:rPr>
+          <w:rStyle w:val="NormalTok"/>
+        </w:rPr>
+        <w:t xml:space="preserve">(</w:t>
+      </w:r>
+      <w:r>
+        <w:rPr>
+          <w:rStyle w:val="AttributeTok"/>
+        </w:rPr>
+        <w:t xml:space="preserve">y =</w:t>
+      </w:r>
+      <w:r>
+        <w:rPr>
+          <w:rStyle w:val="NormalTok"/>
+        </w:rPr>
+        <w:t xml:space="preserve"> y, </w:t>
+      </w:r>
+      <w:r>
+        <w:rPr>
+          <w:rStyle w:val="AttributeTok"/>
+        </w:rPr>
+        <w:t xml:space="preserve">x1 =</w:t>
+      </w:r>
+      <w:r>
+        <w:rPr>
+          <w:rStyle w:val="NormalTok"/>
+        </w:rPr>
+        <w:t xml:space="preserve"> x1, </w:t>
+      </w:r>
+      <w:r>
+        <w:rPr>
+          <w:rStyle w:val="AttributeTok"/>
+        </w:rPr>
+        <w:t xml:space="preserve">x2 =</w:t>
+      </w:r>
+      <w:r>
+        <w:rPr>
+          <w:rStyle w:val="NormalTok"/>
+        </w:rPr>
+        <w:t xml:space="preserve"> x2),</w:t>
+      </w:r>
+      <w:r>
+        <w:br/>
+      </w:r>
+      <w:r>
+        <w:rPr>
+          <w:rStyle w:val="NormalTok"/>
+        </w:rPr>
+        <w:t xml:space="preserve">  </w:t>
+      </w:r>
+      <w:r>
+        <w:rPr>
+          <w:rStyle w:val="AttributeTok"/>
+        </w:rPr>
+        <w:t xml:space="preserve">y =</w:t>
+      </w:r>
+      <w:r>
+        <w:rPr>
+          <w:rStyle w:val="NormalTok"/>
+        </w:rPr>
+        <w:t xml:space="preserve"> </w:t>
+      </w:r>
+      <w:r>
+        <w:rPr>
+          <w:rStyle w:val="StringTok"/>
+        </w:rPr>
+        <w:t xml:space="preserve">"y"</w:t>
+      </w:r>
+      <w:r>
+        <w:br/>
+      </w:r>
+      <w:r>
+        <w:rPr>
+          <w:rStyle w:val="NormalTok"/>
+        </w:rPr>
+        <w:t xml:space="preserve">)</w:t>
+      </w:r>
+    </w:p>
+    <w:p>
+      <w:pPr>
+        <w:pStyle w:val="FirstParagraph"/>
+      </w:pPr>
+      <w:r>
+        <w:t xml:space="preserve">We first materialize the aligned multivariate object into lagged windows.</w:t>
+      </w:r>
     </w:p>
     <w:p>
       <w:pPr>
@@ -297,27 +800,87 @@
       </w:pPr>
       <w:r>
         <w:rPr>
-          <w:rStyle w:val="VerbatimChar"/>
-        </w:rPr>
-        <w:t xml:space="preserve">## Warning in attr(EUNITE.Loads, "url"): 'xfun::attr()' é obsoleto.</w:t>
-      </w:r>
-      <w:r>
-        <w:br/>
-      </w:r>
-      <w:r>
-        <w:rPr>
-          <w:rStyle w:val="VerbatimChar"/>
-        </w:rPr>
-        <w:t xml:space="preserve">## Use 'xfun::attr2()' em seu lugar.</w:t>
-      </w:r>
-      <w:r>
-        <w:br/>
-      </w:r>
-      <w:r>
-        <w:rPr>
-          <w:rStyle w:val="VerbatimChar"/>
-        </w:rPr>
-        <w:t xml:space="preserve">## Veja help("Deprecated")</w:t>
+          <w:rStyle w:val="NormalTok"/>
+        </w:rPr>
+        <w:t xml:space="preserve">windows </w:t>
+      </w:r>
+      <w:r>
+        <w:rPr>
+          <w:rStyle w:val="OtherTok"/>
+        </w:rPr>
+        <w:t xml:space="preserve">&lt;-</w:t>
+      </w:r>
+      <w:r>
+        <w:rPr>
+          <w:rStyle w:val="NormalTok"/>
+        </w:rPr>
+        <w:t xml:space="preserve"> </w:t>
+      </w:r>
+      <w:r>
+        <w:rPr>
+          <w:rStyle w:val="FunctionTok"/>
+        </w:rPr>
+        <w:t xml:space="preserve">ts_data_mv</w:t>
+      </w:r>
+      <w:r>
+        <w:rPr>
+          <w:rStyle w:val="NormalTok"/>
+        </w:rPr>
+        <w:t xml:space="preserve">(mv, </w:t>
+      </w:r>
+      <w:r>
+        <w:rPr>
+          <w:rStyle w:val="AttributeTok"/>
+        </w:rPr>
+        <w:t xml:space="preserve">sw =</w:t>
+      </w:r>
+      <w:r>
+        <w:rPr>
+          <w:rStyle w:val="NormalTok"/>
+        </w:rPr>
+        <w:t xml:space="preserve"> </w:t>
+      </w:r>
+      <w:r>
+        <w:rPr>
+          <w:rStyle w:val="DecValTok"/>
+        </w:rPr>
+        <w:t xml:space="preserve">7</w:t>
+      </w:r>
+      <w:r>
+        <w:rPr>
+          <w:rStyle w:val="NormalTok"/>
+        </w:rPr>
+        <w:t xml:space="preserve">)</w:t>
+      </w:r>
+      <w:r>
+        <w:br/>
+      </w:r>
+      <w:r>
+        <w:br/>
+      </w:r>
+      <w:r>
+        <w:rPr>
+          <w:rStyle w:val="FunctionTok"/>
+        </w:rPr>
+        <w:t xml:space="preserve">ts_head</w:t>
+      </w:r>
+      <w:r>
+        <w:rPr>
+          <w:rStyle w:val="NormalTok"/>
+        </w:rPr>
+        <w:t xml:space="preserve">(windows, </w:t>
+      </w:r>
+      <w:r>
+        <w:rPr>
+          <w:rStyle w:val="DecValTok"/>
+        </w:rPr>
+        <w:t xml:space="preserve">3</w:t>
+      </w:r>
+      <w:r>
+        <w:rPr>
+          <w:rStyle w:val="NormalTok"/>
+        </w:rPr>
+        <w:t xml:space="preserve">)</w:t>
       </w:r>
     </w:p>
     <w:p>
@@ -326,99 +889,80 @@
       </w:pPr>
       <w:r>
         <w:rPr>
-          <w:rStyle w:val="ControlFlowTok"/>
-        </w:rPr>
-        <w:t xml:space="preserve">if</w:t>
-      </w:r>
-      <w:r>
-        <w:rPr>
-          <w:rStyle w:val="NormalTok"/>
-        </w:rPr>
-        <w:t xml:space="preserve"> (</w:t>
-      </w:r>
-      <w:r>
-        <w:rPr>
-          <w:rStyle w:val="SpecialCharTok"/>
-        </w:rPr>
-        <w:t xml:space="preserve">!</w:t>
-      </w:r>
-      <w:r>
-        <w:rPr>
-          <w:rStyle w:val="FunctionTok"/>
-        </w:rPr>
-        <w:t xml:space="preserve">is.null</w:t>
-      </w:r>
-      <w:r>
-        <w:rPr>
-          <w:rStyle w:val="NormalTok"/>
-        </w:rPr>
-        <w:t xml:space="preserve">(</w:t>
-      </w:r>
-      <w:r>
-        <w:rPr>
-          <w:rStyle w:val="FunctionTok"/>
-        </w:rPr>
-        <w:t xml:space="preserve">attr</w:t>
-      </w:r>
-      <w:r>
-        <w:rPr>
-          <w:rStyle w:val="NormalTok"/>
-        </w:rPr>
-        <w:t xml:space="preserve">(EUNITE.Reg, </w:t>
-      </w:r>
-      <w:r>
-        <w:rPr>
-          <w:rStyle w:val="StringTok"/>
-        </w:rPr>
-        <w:t xml:space="preserve">"url"</w:t>
-      </w:r>
-      <w:r>
-        <w:rPr>
-          <w:rStyle w:val="NormalTok"/>
-        </w:rPr>
-        <w:t xml:space="preserve">))) {</w:t>
-      </w:r>
-      <w:r>
-        <w:br/>
-      </w:r>
-      <w:r>
-        <w:rPr>
-          <w:rStyle w:val="NormalTok"/>
-        </w:rPr>
-        <w:t xml:space="preserve">  EUNITE.Reg </w:t>
-      </w:r>
-      <w:r>
-        <w:rPr>
-          <w:rStyle w:val="OtherTok"/>
-        </w:rPr>
-        <w:t xml:space="preserve">&lt;-</w:t>
-      </w:r>
-      <w:r>
-        <w:rPr>
-          <w:rStyle w:val="NormalTok"/>
-        </w:rPr>
-        <w:t xml:space="preserve"> </w:t>
-      </w:r>
-      <w:r>
-        <w:rPr>
-          <w:rStyle w:val="FunctionTok"/>
-        </w:rPr>
-        <w:t xml:space="preserve">loadfulldata</w:t>
-      </w:r>
-      <w:r>
-        <w:rPr>
-          <w:rStyle w:val="NormalTok"/>
-        </w:rPr>
-        <w:t xml:space="preserve">(EUNITE.Reg)</w:t>
-      </w:r>
-      <w:r>
-        <w:br/>
-      </w:r>
-      <w:r>
-        <w:rPr>
-          <w:rStyle w:val="NormalTok"/>
-        </w:rPr>
-        <w:t xml:space="preserve">}</w:t>
+          <w:rStyle w:val="VerbatimChar"/>
+        </w:rPr>
+        <w:t xml:space="preserve">##   y_t6 y_t5 y_t4 y_t3 y_t2 y_t1 y_t0 x1_t6 x1_t5 x1_t4 x1_t3 x1_t2 x1_t1 x1_t0 x2_t6 x2_t5 x2_t4 x2_t3 x2_t2 x2_t1</w:t>
+      </w:r>
+      <w:r>
+        <w:br/>
+      </w:r>
+      <w:r>
+        <w:rPr>
+          <w:rStyle w:val="VerbatimChar"/>
+        </w:rPr>
+        <w:t xml:space="preserve">## 1  797  777  797  757  707  730  818     4     5     6     7     1     2     3     0     0     0     1     1     0</w:t>
+      </w:r>
+      <w:r>
+        <w:br/>
+      </w:r>
+      <w:r>
+        <w:rPr>
+          <w:rStyle w:val="VerbatimChar"/>
+        </w:rPr>
+        <w:t xml:space="preserve">## 2  777  797  757  707  730  818  818     5     6     7     1     2     3     4     0     0     1     1     0     0</w:t>
+      </w:r>
+      <w:r>
+        <w:br/>
+      </w:r>
+      <w:r>
+        <w:rPr>
+          <w:rStyle w:val="VerbatimChar"/>
+        </w:rPr>
+        <w:t xml:space="preserve">## 3  797  757  707  730  818  818  803     6     7     1     2     3     4     5     0     1     1     0     0     0</w:t>
+      </w:r>
+      <w:r>
+        <w:br/>
+      </w:r>
+      <w:r>
+        <w:rPr>
+          <w:rStyle w:val="VerbatimChar"/>
+        </w:rPr>
+        <w:t xml:space="preserve">##   x2_t0</w:t>
+      </w:r>
+      <w:r>
+        <w:br/>
+      </w:r>
+      <w:r>
+        <w:rPr>
+          <w:rStyle w:val="VerbatimChar"/>
+        </w:rPr>
+        <w:t xml:space="preserve">## 1     0</w:t>
+      </w:r>
+      <w:r>
+        <w:br/>
+      </w:r>
+      <w:r>
+        <w:rPr>
+          <w:rStyle w:val="VerbatimChar"/>
+        </w:rPr>
+        <w:t xml:space="preserve">## 2     0</w:t>
+      </w:r>
+      <w:r>
+        <w:br/>
+      </w:r>
+      <w:r>
+        <w:rPr>
+          <w:rStyle w:val="VerbatimChar"/>
+        </w:rPr>
+        <w:t xml:space="preserve">## 3     0</w:t>
+      </w:r>
+    </w:p>
+    <w:p>
+      <w:pPr>
+        <w:pStyle w:val="FirstParagraph"/>
+      </w:pPr>
+      <w:r>
+        <w:t xml:space="preserve">We then split the lagged representation into train and test partitions.</w:t>
       </w:r>
     </w:p>
     <w:p>
@@ -427,27 +971,99 @@
       </w:pPr>
       <w:r>
         <w:rPr>
-          <w:rStyle w:val="VerbatimChar"/>
-        </w:rPr>
-        <w:t xml:space="preserve">## Warning in attr(EUNITE.Reg, "url"): 'xfun::attr()' é obsoleto.</w:t>
-      </w:r>
-      <w:r>
-        <w:br/>
-      </w:r>
-      <w:r>
-        <w:rPr>
-          <w:rStyle w:val="VerbatimChar"/>
-        </w:rPr>
-        <w:t xml:space="preserve">## Use 'xfun::attr2()' em seu lugar.</w:t>
-      </w:r>
-      <w:r>
-        <w:br/>
-      </w:r>
-      <w:r>
-        <w:rPr>
-          <w:rStyle w:val="VerbatimChar"/>
-        </w:rPr>
-        <w:t xml:space="preserve">## Veja help("Deprecated")</w:t>
+          <w:rStyle w:val="NormalTok"/>
+        </w:rPr>
+        <w:t xml:space="preserve">samp </w:t>
+      </w:r>
+      <w:r>
+        <w:rPr>
+          <w:rStyle w:val="OtherTok"/>
+        </w:rPr>
+        <w:t xml:space="preserve">&lt;-</w:t>
+      </w:r>
+      <w:r>
+        <w:rPr>
+          <w:rStyle w:val="NormalTok"/>
+        </w:rPr>
+        <w:t xml:space="preserve"> </w:t>
+      </w:r>
+      <w:r>
+        <w:rPr>
+          <w:rStyle w:val="FunctionTok"/>
+        </w:rPr>
+        <w:t xml:space="preserve">ts_sample</w:t>
+      </w:r>
+      <w:r>
+        <w:rPr>
+          <w:rStyle w:val="NormalTok"/>
+        </w:rPr>
+        <w:t xml:space="preserve">(windows, </w:t>
+      </w:r>
+      <w:r>
+        <w:rPr>
+          <w:rStyle w:val="AttributeTok"/>
+        </w:rPr>
+        <w:t xml:space="preserve">test_size =</w:t>
+      </w:r>
+      <w:r>
+        <w:rPr>
+          <w:rStyle w:val="NormalTok"/>
+        </w:rPr>
+        <w:t xml:space="preserve"> </w:t>
+      </w:r>
+      <w:r>
+        <w:rPr>
+          <w:rStyle w:val="DecValTok"/>
+        </w:rPr>
+        <w:t xml:space="preserve">10</w:t>
+      </w:r>
+      <w:r>
+        <w:rPr>
+          <w:rStyle w:val="NormalTok"/>
+        </w:rPr>
+        <w:t xml:space="preserve">)</w:t>
+      </w:r>
+      <w:r>
+        <w:br/>
+      </w:r>
+      <w:r>
+        <w:br/>
+      </w:r>
+      <w:r>
+        <w:rPr>
+          <w:rStyle w:val="FunctionTok"/>
+        </w:rPr>
+        <w:t xml:space="preserve">ts_head</w:t>
+      </w:r>
+      <w:r>
+        <w:rPr>
+          <w:rStyle w:val="NormalTok"/>
+        </w:rPr>
+        <w:t xml:space="preserve">(samp</w:t>
+      </w:r>
+      <w:r>
+        <w:rPr>
+          <w:rStyle w:val="SpecialCharTok"/>
+        </w:rPr>
+        <w:t xml:space="preserve">$</w:t>
+      </w:r>
+      <w:r>
+        <w:rPr>
+          <w:rStyle w:val="NormalTok"/>
+        </w:rPr>
+        <w:t xml:space="preserve">train, </w:t>
+      </w:r>
+      <w:r>
+        <w:rPr>
+          <w:rStyle w:val="DecValTok"/>
+        </w:rPr>
+        <w:t xml:space="preserve">3</w:t>
+      </w:r>
+      <w:r>
+        <w:rPr>
+          <w:rStyle w:val="NormalTok"/>
+        </w:rPr>
+        <w:t xml:space="preserve">)</w:t>
       </w:r>
     </w:p>
     <w:p>
@@ -456,51 +1072,107 @@
       </w:pPr>
       <w:r>
         <w:rPr>
-          <w:rStyle w:val="NormalTok"/>
-        </w:rPr>
-        <w:t xml:space="preserve">load_cols </w:t>
-      </w:r>
-      <w:r>
-        <w:rPr>
-          <w:rStyle w:val="OtherTok"/>
-        </w:rPr>
-        <w:t xml:space="preserve">&lt;-</w:t>
-      </w:r>
-      <w:r>
-        <w:rPr>
-          <w:rStyle w:val="NormalTok"/>
-        </w:rPr>
-        <w:t xml:space="preserve"> </w:t>
-      </w:r>
+          <w:rStyle w:val="VerbatimChar"/>
+        </w:rPr>
+        <w:t xml:space="preserve">##   y_t6 y_t5 y_t4 y_t3 y_t2 y_t1 y_t0 x1_t6 x1_t5 x1_t4 x1_t3 x1_t2 x1_t1 x1_t0 x2_t6 x2_t5 x2_t4 x2_t3 x2_t2 x2_t1</w:t>
+      </w:r>
+      <w:r>
+        <w:br/>
+      </w:r>
+      <w:r>
+        <w:rPr>
+          <w:rStyle w:val="VerbatimChar"/>
+        </w:rPr>
+        <w:t xml:space="preserve">## 1  797  777  797  757  707  730  818     4     5     6     7     1     2     3     0     0     0     1     1     0</w:t>
+      </w:r>
+      <w:r>
+        <w:br/>
+      </w:r>
+      <w:r>
+        <w:rPr>
+          <w:rStyle w:val="VerbatimChar"/>
+        </w:rPr>
+        <w:t xml:space="preserve">## 2  777  797  757  707  730  818  818     5     6     7     1     2     3     4     0     0     1     1     0     0</w:t>
+      </w:r>
+      <w:r>
+        <w:br/>
+      </w:r>
+      <w:r>
+        <w:rPr>
+          <w:rStyle w:val="VerbatimChar"/>
+        </w:rPr>
+        <w:t xml:space="preserve">## 3  797  757  707  730  818  818  803     6     7     1     2     3     4     5     0     1     1     0     0     0</w:t>
+      </w:r>
+      <w:r>
+        <w:br/>
+      </w:r>
+      <w:r>
+        <w:rPr>
+          <w:rStyle w:val="VerbatimChar"/>
+        </w:rPr>
+        <w:t xml:space="preserve">##   x2_t0</w:t>
+      </w:r>
+      <w:r>
+        <w:br/>
+      </w:r>
+      <w:r>
+        <w:rPr>
+          <w:rStyle w:val="VerbatimChar"/>
+        </w:rPr>
+        <w:t xml:space="preserve">## 1     0</w:t>
+      </w:r>
+      <w:r>
+        <w:br/>
+      </w:r>
+      <w:r>
+        <w:rPr>
+          <w:rStyle w:val="VerbatimChar"/>
+        </w:rPr>
+        <w:t xml:space="preserve">## 2     0</w:t>
+      </w:r>
+      <w:r>
+        <w:br/>
+      </w:r>
+      <w:r>
+        <w:rPr>
+          <w:rStyle w:val="VerbatimChar"/>
+        </w:rPr>
+        <w:t xml:space="preserve">## 3     0</w:t>
+      </w:r>
+    </w:p>
+    <w:p>
+      <w:pPr>
+        <w:pStyle w:val="SourceCode"/>
+      </w:pPr>
       <w:r>
         <w:rPr>
           <w:rStyle w:val="FunctionTok"/>
         </w:rPr>
-        <w:t xml:space="preserve">setdiff</w:t>
-      </w:r>
-      <w:r>
-        <w:rPr>
-          <w:rStyle w:val="NormalTok"/>
-        </w:rPr>
-        <w:t xml:space="preserve">(</w:t>
-      </w:r>
-      <w:r>
-        <w:rPr>
-          <w:rStyle w:val="FunctionTok"/>
-        </w:rPr>
-        <w:t xml:space="preserve">names</w:t>
-      </w:r>
-      <w:r>
-        <w:rPr>
-          <w:rStyle w:val="NormalTok"/>
-        </w:rPr>
-        <w:t xml:space="preserve">(EUNITE.Loads), </w:t>
-      </w:r>
-      <w:r>
-        <w:rPr>
-          <w:rStyle w:val="StringTok"/>
-        </w:rPr>
-        <w:t xml:space="preserve">"split"</w:t>
+        <w:t xml:space="preserve">ts_head</w:t>
+      </w:r>
+      <w:r>
+        <w:rPr>
+          <w:rStyle w:val="NormalTok"/>
+        </w:rPr>
+        <w:t xml:space="preserve">(samp</w:t>
+      </w:r>
+      <w:r>
+        <w:rPr>
+          <w:rStyle w:val="SpecialCharTok"/>
+        </w:rPr>
+        <w:t xml:space="preserve">$</w:t>
+      </w:r>
+      <w:r>
+        <w:rPr>
+          <w:rStyle w:val="NormalTok"/>
+        </w:rPr>
+        <w:t xml:space="preserve">test, </w:t>
+      </w:r>
+      <w:r>
+        <w:rPr>
+          <w:rStyle w:val="DecValTok"/>
+        </w:rPr>
+        <w:t xml:space="preserve">3</w:t>
       </w:r>
       <w:r>
         <w:rPr>
@@ -508,341 +1180,79 @@
         </w:rPr>
         <w:t xml:space="preserve">)</w:t>
       </w:r>
-      <w:r>
-        <w:br/>
-      </w:r>
-      <w:r>
-        <w:rPr>
-          <w:rStyle w:val="NormalTok"/>
-        </w:rPr>
-        <w:t xml:space="preserve">y </w:t>
-      </w:r>
-      <w:r>
-        <w:rPr>
-          <w:rStyle w:val="OtherTok"/>
-        </w:rPr>
-        <w:t xml:space="preserve">&lt;-</w:t>
-      </w:r>
-      <w:r>
-        <w:rPr>
-          <w:rStyle w:val="NormalTok"/>
-        </w:rPr>
-        <w:t xml:space="preserve"> </w:t>
-      </w:r>
-      <w:r>
-        <w:rPr>
-          <w:rStyle w:val="FunctionTok"/>
-        </w:rPr>
-        <w:t xml:space="preserve">apply</w:t>
-      </w:r>
-      <w:r>
-        <w:rPr>
-          <w:rStyle w:val="NormalTok"/>
-        </w:rPr>
-        <w:t xml:space="preserve">(EUNITE.Loads[, load_cols, </w:t>
-      </w:r>
-      <w:r>
-        <w:rPr>
-          <w:rStyle w:val="AttributeTok"/>
-        </w:rPr>
-        <w:t xml:space="preserve">drop =</w:t>
-      </w:r>
-      <w:r>
-        <w:rPr>
-          <w:rStyle w:val="NormalTok"/>
-        </w:rPr>
-        <w:t xml:space="preserve"> </w:t>
-      </w:r>
-      <w:r>
-        <w:rPr>
-          <w:rStyle w:val="ConstantTok"/>
-        </w:rPr>
-        <w:t xml:space="preserve">FALSE</w:t>
-      </w:r>
-      <w:r>
-        <w:rPr>
-          <w:rStyle w:val="NormalTok"/>
-        </w:rPr>
-        <w:t xml:space="preserve">], </w:t>
-      </w:r>
-      <w:r>
-        <w:rPr>
-          <w:rStyle w:val="DecValTok"/>
-        </w:rPr>
-        <w:t xml:space="preserve">1</w:t>
-      </w:r>
-      <w:r>
-        <w:rPr>
-          <w:rStyle w:val="NormalTok"/>
-        </w:rPr>
-        <w:t xml:space="preserve">, max)</w:t>
-      </w:r>
-      <w:r>
-        <w:br/>
-      </w:r>
-      <w:r>
-        <w:rPr>
-          <w:rStyle w:val="NormalTok"/>
-        </w:rPr>
-        <w:t xml:space="preserve">x1 </w:t>
-      </w:r>
-      <w:r>
-        <w:rPr>
-          <w:rStyle w:val="OtherTok"/>
-        </w:rPr>
-        <w:t xml:space="preserve">&lt;-</w:t>
-      </w:r>
-      <w:r>
-        <w:rPr>
-          <w:rStyle w:val="NormalTok"/>
-        </w:rPr>
-        <w:t xml:space="preserve"> </w:t>
-      </w:r>
-      <w:r>
-        <w:rPr>
-          <w:rStyle w:val="FunctionTok"/>
-        </w:rPr>
-        <w:t xml:space="preserve">as.numeric</w:t>
-      </w:r>
-      <w:r>
-        <w:rPr>
-          <w:rStyle w:val="NormalTok"/>
-        </w:rPr>
-        <w:t xml:space="preserve">(EUNITE.Reg</w:t>
-      </w:r>
-      <w:r>
-        <w:rPr>
-          <w:rStyle w:val="SpecialCharTok"/>
-        </w:rPr>
-        <w:t xml:space="preserve">$</w:t>
-      </w:r>
-      <w:r>
-        <w:rPr>
-          <w:rStyle w:val="NormalTok"/>
-        </w:rPr>
-        <w:t xml:space="preserve">Weekday)</w:t>
-      </w:r>
-      <w:r>
-        <w:br/>
-      </w:r>
-      <w:r>
-        <w:rPr>
-          <w:rStyle w:val="NormalTok"/>
-        </w:rPr>
-        <w:t xml:space="preserve">x2 </w:t>
-      </w:r>
-      <w:r>
-        <w:rPr>
-          <w:rStyle w:val="OtherTok"/>
-        </w:rPr>
-        <w:t xml:space="preserve">&lt;-</w:t>
-      </w:r>
-      <w:r>
-        <w:rPr>
-          <w:rStyle w:val="NormalTok"/>
-        </w:rPr>
-        <w:t xml:space="preserve"> </w:t>
-      </w:r>
-      <w:r>
-        <w:rPr>
-          <w:rStyle w:val="FunctionTok"/>
-        </w:rPr>
-        <w:t xml:space="preserve">as.numeric</w:t>
-      </w:r>
-      <w:r>
-        <w:rPr>
-          <w:rStyle w:val="NormalTok"/>
-        </w:rPr>
-        <w:t xml:space="preserve">(EUNITE.Reg</w:t>
-      </w:r>
-      <w:r>
-        <w:rPr>
-          <w:rStyle w:val="SpecialCharTok"/>
-        </w:rPr>
-        <w:t xml:space="preserve">$</w:t>
-      </w:r>
-      <w:r>
-        <w:rPr>
-          <w:rStyle w:val="NormalTok"/>
-        </w:rPr>
-        <w:t xml:space="preserve">Weekday </w:t>
-      </w:r>
-      <w:r>
-        <w:rPr>
-          <w:rStyle w:val="SpecialCharTok"/>
-        </w:rPr>
-        <w:t xml:space="preserve">%in%</w:t>
-      </w:r>
-      <w:r>
-        <w:rPr>
-          <w:rStyle w:val="NormalTok"/>
-        </w:rPr>
-        <w:t xml:space="preserve"> </w:t>
-      </w:r>
-      <w:r>
-        <w:rPr>
-          <w:rStyle w:val="FunctionTok"/>
-        </w:rPr>
-        <w:t xml:space="preserve">c</w:t>
-      </w:r>
-      <w:r>
-        <w:rPr>
-          <w:rStyle w:val="NormalTok"/>
-        </w:rPr>
-        <w:t xml:space="preserve">(</w:t>
-      </w:r>
-      <w:r>
-        <w:rPr>
-          <w:rStyle w:val="DecValTok"/>
-        </w:rPr>
-        <w:t xml:space="preserve">1</w:t>
-      </w:r>
-      <w:r>
-        <w:rPr>
-          <w:rStyle w:val="NormalTok"/>
-        </w:rPr>
-        <w:t xml:space="preserve">, </w:t>
-      </w:r>
-      <w:r>
-        <w:rPr>
-          <w:rStyle w:val="DecValTok"/>
-        </w:rPr>
-        <w:t xml:space="preserve">7</w:t>
-      </w:r>
-      <w:r>
-        <w:rPr>
-          <w:rStyle w:val="NormalTok"/>
-        </w:rPr>
-        <w:t xml:space="preserve">))</w:t>
-      </w:r>
-      <w:r>
-        <w:br/>
-      </w:r>
-      <w:r>
-        <w:br/>
-      </w:r>
-      <w:r>
-        <w:rPr>
-          <w:rStyle w:val="NormalTok"/>
-        </w:rPr>
-        <w:t xml:space="preserve">mv </w:t>
-      </w:r>
-      <w:r>
-        <w:rPr>
-          <w:rStyle w:val="OtherTok"/>
-        </w:rPr>
-        <w:t xml:space="preserve">&lt;-</w:t>
-      </w:r>
-      <w:r>
-        <w:rPr>
-          <w:rStyle w:val="NormalTok"/>
-        </w:rPr>
-        <w:t xml:space="preserve"> </w:t>
-      </w:r>
-      <w:r>
-        <w:rPr>
-          <w:rStyle w:val="FunctionTok"/>
-        </w:rPr>
-        <w:t xml:space="preserve">ts_data_mv</w:t>
-      </w:r>
-      <w:r>
-        <w:rPr>
-          <w:rStyle w:val="NormalTok"/>
-        </w:rPr>
-        <w:t xml:space="preserve">(</w:t>
-      </w:r>
-      <w:r>
-        <w:br/>
-      </w:r>
-      <w:r>
-        <w:rPr>
-          <w:rStyle w:val="NormalTok"/>
-        </w:rPr>
-        <w:t xml:space="preserve">  </w:t>
-      </w:r>
-      <w:r>
-        <w:rPr>
-          <w:rStyle w:val="FunctionTok"/>
-        </w:rPr>
-        <w:t xml:space="preserve">data.frame</w:t>
-      </w:r>
-      <w:r>
-        <w:rPr>
-          <w:rStyle w:val="NormalTok"/>
-        </w:rPr>
-        <w:t xml:space="preserve">(</w:t>
-      </w:r>
-      <w:r>
-        <w:rPr>
-          <w:rStyle w:val="AttributeTok"/>
-        </w:rPr>
-        <w:t xml:space="preserve">y =</w:t>
-      </w:r>
-      <w:r>
-        <w:rPr>
-          <w:rStyle w:val="NormalTok"/>
-        </w:rPr>
-        <w:t xml:space="preserve"> y, </w:t>
-      </w:r>
-      <w:r>
-        <w:rPr>
-          <w:rStyle w:val="AttributeTok"/>
-        </w:rPr>
-        <w:t xml:space="preserve">x1 =</w:t>
-      </w:r>
-      <w:r>
-        <w:rPr>
-          <w:rStyle w:val="NormalTok"/>
-        </w:rPr>
-        <w:t xml:space="preserve"> x1, </w:t>
-      </w:r>
-      <w:r>
-        <w:rPr>
-          <w:rStyle w:val="AttributeTok"/>
-        </w:rPr>
-        <w:t xml:space="preserve">x2 =</w:t>
-      </w:r>
-      <w:r>
-        <w:rPr>
-          <w:rStyle w:val="NormalTok"/>
-        </w:rPr>
-        <w:t xml:space="preserve"> x2),</w:t>
-      </w:r>
-      <w:r>
-        <w:br/>
-      </w:r>
-      <w:r>
-        <w:rPr>
-          <w:rStyle w:val="NormalTok"/>
-        </w:rPr>
-        <w:t xml:space="preserve">  </w:t>
-      </w:r>
-      <w:r>
-        <w:rPr>
-          <w:rStyle w:val="AttributeTok"/>
-        </w:rPr>
-        <w:t xml:space="preserve">y =</w:t>
-      </w:r>
-      <w:r>
-        <w:rPr>
-          <w:rStyle w:val="NormalTok"/>
-        </w:rPr>
-        <w:t xml:space="preserve"> </w:t>
-      </w:r>
-      <w:r>
-        <w:rPr>
-          <w:rStyle w:val="StringTok"/>
-        </w:rPr>
-        <w:t xml:space="preserve">"y"</w:t>
-      </w:r>
-      <w:r>
-        <w:br/>
-      </w:r>
-      <w:r>
-        <w:rPr>
-          <w:rStyle w:val="NormalTok"/>
-        </w:rPr>
-        <w:t xml:space="preserve">)</w:t>
+    </w:p>
+    <w:p>
+      <w:pPr>
+        <w:pStyle w:val="SourceCode"/>
+      </w:pPr>
+      <w:r>
+        <w:rPr>
+          <w:rStyle w:val="VerbatimChar"/>
+        </w:rPr>
+        <w:t xml:space="preserve">##     y_t6 y_t5 y_t4 y_t3 y_t2 y_t1 y_t0 x1_t6 x1_t5 x1_t4 x1_t3 x1_t2 x1_t1 x1_t0 x2_t6 x2_t5 x2_t4 x2_t3 x2_t2 x2_t1</w:t>
+      </w:r>
+      <w:r>
+        <w:br/>
+      </w:r>
+      <w:r>
+        <w:rPr>
+          <w:rStyle w:val="VerbatimChar"/>
+        </w:rPr>
+        <w:t xml:space="preserve">## 746  738  699  782  782  792  801  781     7     1     2     3     4     5     6     1     1     0     0     0     0</w:t>
+      </w:r>
+      <w:r>
+        <w:br/>
+      </w:r>
+      <w:r>
+        <w:rPr>
+          <w:rStyle w:val="VerbatimChar"/>
+        </w:rPr>
+        <w:t xml:space="preserve">## 747  699  782  782  792  801  781  731     1     2     3     4     5     6     7     1     0     0     0     0     0</w:t>
+      </w:r>
+      <w:r>
+        <w:br/>
+      </w:r>
+      <w:r>
+        <w:rPr>
+          <w:rStyle w:val="VerbatimChar"/>
+        </w:rPr>
+        <w:t xml:space="preserve">## 748  782  782  792  801  781  731  708     2     3     4     5     6     7     1     0     0     0     0     0     1</w:t>
+      </w:r>
+      <w:r>
+        <w:br/>
+      </w:r>
+      <w:r>
+        <w:rPr>
+          <w:rStyle w:val="VerbatimChar"/>
+        </w:rPr>
+        <w:t xml:space="preserve">##     x2_t0</w:t>
+      </w:r>
+      <w:r>
+        <w:br/>
+      </w:r>
+      <w:r>
+        <w:rPr>
+          <w:rStyle w:val="VerbatimChar"/>
+        </w:rPr>
+        <w:t xml:space="preserve">## 746     0</w:t>
+      </w:r>
+      <w:r>
+        <w:br/>
+      </w:r>
+      <w:r>
+        <w:rPr>
+          <w:rStyle w:val="VerbatimChar"/>
+        </w:rPr>
+        <w:t xml:space="preserve">## 747     1</w:t>
+      </w:r>
+      <w:r>
+        <w:br/>
+      </w:r>
+      <w:r>
+        <w:rPr>
+          <w:rStyle w:val="VerbatimChar"/>
+        </w:rPr>
+        <w:t xml:space="preserve">## 748     1</w:t>
       </w:r>
     </w:p>
     <w:p>
@@ -850,552 +1260,25 @@
         <w:pStyle w:val="FirstParagraph"/>
       </w:pPr>
       <w:r>
-        <w:t xml:space="preserve">We first split the aligned multivariate object.</w:t>
-      </w:r>
-    </w:p>
-    <w:p>
-      <w:pPr>
-        <w:pStyle w:val="SourceCode"/>
-      </w:pPr>
-      <w:r>
-        <w:rPr>
-          <w:rStyle w:val="NormalTok"/>
-        </w:rPr>
-        <w:t xml:space="preserve">samp </w:t>
-      </w:r>
-      <w:r>
-        <w:rPr>
-          <w:rStyle w:val="OtherTok"/>
-        </w:rPr>
-        <w:t xml:space="preserve">&lt;-</w:t>
-      </w:r>
-      <w:r>
-        <w:rPr>
-          <w:rStyle w:val="NormalTok"/>
-        </w:rPr>
-        <w:t xml:space="preserve"> </w:t>
-      </w:r>
-      <w:r>
-        <w:rPr>
-          <w:rStyle w:val="FunctionTok"/>
-        </w:rPr>
-        <w:t xml:space="preserve">ts_sample</w:t>
-      </w:r>
-      <w:r>
-        <w:rPr>
-          <w:rStyle w:val="NormalTok"/>
-        </w:rPr>
-        <w:t xml:space="preserve">(mv, </w:t>
-      </w:r>
-      <w:r>
-        <w:rPr>
-          <w:rStyle w:val="AttributeTok"/>
-        </w:rPr>
-        <w:t xml:space="preserve">test_size =</w:t>
-      </w:r>
-      <w:r>
-        <w:rPr>
-          <w:rStyle w:val="NormalTok"/>
-        </w:rPr>
-        <w:t xml:space="preserve"> </w:t>
-      </w:r>
-      <w:r>
-        <w:rPr>
-          <w:rStyle w:val="DecValTok"/>
-        </w:rPr>
-        <w:t xml:space="preserve">5</w:t>
-      </w:r>
-      <w:r>
-        <w:rPr>
-          <w:rStyle w:val="NormalTok"/>
-        </w:rPr>
-        <w:t xml:space="preserve">)</w:t>
-      </w:r>
-      <w:r>
-        <w:br/>
-      </w:r>
-      <w:r>
-        <w:br/>
-      </w:r>
-      <w:r>
-        <w:rPr>
-          <w:rStyle w:val="FunctionTok"/>
-        </w:rPr>
-        <w:t xml:space="preserve">ts_head</w:t>
-      </w:r>
-      <w:r>
-        <w:rPr>
-          <w:rStyle w:val="NormalTok"/>
-        </w:rPr>
-        <w:t xml:space="preserve">(samp</w:t>
-      </w:r>
-      <w:r>
-        <w:rPr>
-          <w:rStyle w:val="SpecialCharTok"/>
-        </w:rPr>
-        <w:t xml:space="preserve">$</w:t>
-      </w:r>
-      <w:r>
-        <w:rPr>
-          <w:rStyle w:val="NormalTok"/>
-        </w:rPr>
-        <w:t xml:space="preserve">train, </w:t>
-      </w:r>
-      <w:r>
-        <w:rPr>
-          <w:rStyle w:val="DecValTok"/>
-        </w:rPr>
-        <w:t xml:space="preserve">3</w:t>
-      </w:r>
-      <w:r>
-        <w:rPr>
-          <w:rStyle w:val="NormalTok"/>
-        </w:rPr>
-        <w:t xml:space="preserve">)</w:t>
-      </w:r>
-    </w:p>
-    <w:p>
-      <w:pPr>
-        <w:pStyle w:val="SourceCode"/>
-      </w:pPr>
-      <w:r>
-        <w:rPr>
-          <w:rStyle w:val="VerbatimChar"/>
-        </w:rPr>
-        <w:t xml:space="preserve">##     y x1 x2</w:t>
-      </w:r>
-      <w:r>
-        <w:br/>
-      </w:r>
-      <w:r>
-        <w:rPr>
-          <w:rStyle w:val="VerbatimChar"/>
-        </w:rPr>
-        <w:t xml:space="preserve">## 1 797  4  0</w:t>
-      </w:r>
-      <w:r>
-        <w:br/>
-      </w:r>
-      <w:r>
-        <w:rPr>
-          <w:rStyle w:val="VerbatimChar"/>
-        </w:rPr>
-        <w:t xml:space="preserve">## 2 777  5  0</w:t>
-      </w:r>
-      <w:r>
-        <w:br/>
-      </w:r>
-      <w:r>
-        <w:rPr>
-          <w:rStyle w:val="VerbatimChar"/>
-        </w:rPr>
-        <w:t xml:space="preserve">## 3 797  6  0</w:t>
-      </w:r>
-    </w:p>
-    <w:p>
-      <w:pPr>
-        <w:pStyle w:val="SourceCode"/>
-      </w:pPr>
-      <w:r>
-        <w:rPr>
-          <w:rStyle w:val="FunctionTok"/>
-        </w:rPr>
-        <w:t xml:space="preserve">ts_head</w:t>
-      </w:r>
-      <w:r>
-        <w:rPr>
-          <w:rStyle w:val="NormalTok"/>
-        </w:rPr>
-        <w:t xml:space="preserve">(samp</w:t>
-      </w:r>
-      <w:r>
-        <w:rPr>
-          <w:rStyle w:val="SpecialCharTok"/>
-        </w:rPr>
-        <w:t xml:space="preserve">$</w:t>
-      </w:r>
-      <w:r>
-        <w:rPr>
-          <w:rStyle w:val="NormalTok"/>
-        </w:rPr>
-        <w:t xml:space="preserve">test, </w:t>
-      </w:r>
-      <w:r>
-        <w:rPr>
-          <w:rStyle w:val="DecValTok"/>
-        </w:rPr>
-        <w:t xml:space="preserve">3</w:t>
-      </w:r>
-      <w:r>
-        <w:rPr>
-          <w:rStyle w:val="NormalTok"/>
-        </w:rPr>
-        <w:t xml:space="preserve">)</w:t>
-      </w:r>
-    </w:p>
-    <w:p>
-      <w:pPr>
-        <w:pStyle w:val="SourceCode"/>
-      </w:pPr>
-      <w:r>
-        <w:rPr>
-          <w:rStyle w:val="VerbatimChar"/>
-        </w:rPr>
-        <w:t xml:space="preserve">##       y x1 x2</w:t>
-      </w:r>
-      <w:r>
-        <w:br/>
-      </w:r>
-      <w:r>
-        <w:rPr>
-          <w:rStyle w:val="VerbatimChar"/>
-        </w:rPr>
-        <w:t xml:space="preserve">## 757 791  4  0</w:t>
-      </w:r>
-      <w:r>
-        <w:br/>
-      </w:r>
-      <w:r>
-        <w:rPr>
-          <w:rStyle w:val="VerbatimChar"/>
-        </w:rPr>
-        <w:t xml:space="preserve">## 758 776  5  0</w:t>
-      </w:r>
-      <w:r>
-        <w:br/>
-      </w:r>
-      <w:r>
-        <w:rPr>
-          <w:rStyle w:val="VerbatimChar"/>
-        </w:rPr>
-        <w:t xml:space="preserve">## 759 792  6  0</w:t>
-      </w:r>
-    </w:p>
-    <w:p>
-      <w:pPr>
-        <w:pStyle w:val="FirstParagraph"/>
-      </w:pPr>
-      <w:r>
-        <w:t xml:space="preserve">The same split can then be materialized into lagged windows separately for training and test.</w:t>
-      </w:r>
-    </w:p>
-    <w:p>
-      <w:pPr>
-        <w:pStyle w:val="SourceCode"/>
-      </w:pPr>
-      <w:r>
-        <w:rPr>
-          <w:rStyle w:val="NormalTok"/>
-        </w:rPr>
-        <w:t xml:space="preserve">train_windows </w:t>
-      </w:r>
-      <w:r>
-        <w:rPr>
-          <w:rStyle w:val="OtherTok"/>
-        </w:rPr>
-        <w:t xml:space="preserve">&lt;-</w:t>
-      </w:r>
-      <w:r>
-        <w:rPr>
-          <w:rStyle w:val="NormalTok"/>
-        </w:rPr>
-        <w:t xml:space="preserve"> </w:t>
-      </w:r>
-      <w:r>
-        <w:rPr>
-          <w:rStyle w:val="FunctionTok"/>
-        </w:rPr>
-        <w:t xml:space="preserve">ts_window_mv</w:t>
-      </w:r>
-      <w:r>
-        <w:rPr>
-          <w:rStyle w:val="NormalTok"/>
-        </w:rPr>
-        <w:t xml:space="preserve">(samp</w:t>
-      </w:r>
-      <w:r>
-        <w:rPr>
-          <w:rStyle w:val="SpecialCharTok"/>
-        </w:rPr>
-        <w:t xml:space="preserve">$</w:t>
-      </w:r>
-      <w:r>
-        <w:rPr>
-          <w:rStyle w:val="NormalTok"/>
-        </w:rPr>
-        <w:t xml:space="preserve">train, </w:t>
-      </w:r>
-      <w:r>
-        <w:rPr>
-          <w:rStyle w:val="AttributeTok"/>
-        </w:rPr>
-        <w:t xml:space="preserve">window_size =</w:t>
-      </w:r>
-      <w:r>
-        <w:rPr>
-          <w:rStyle w:val="NormalTok"/>
-        </w:rPr>
-        <w:t xml:space="preserve"> </w:t>
-      </w:r>
-      <w:r>
-        <w:rPr>
-          <w:rStyle w:val="DecValTok"/>
-        </w:rPr>
-        <w:t xml:space="preserve">7</w:t>
-      </w:r>
-      <w:r>
-        <w:rPr>
-          <w:rStyle w:val="NormalTok"/>
-        </w:rPr>
-        <w:t xml:space="preserve">)</w:t>
-      </w:r>
-      <w:r>
-        <w:br/>
-      </w:r>
-      <w:r>
-        <w:rPr>
-          <w:rStyle w:val="NormalTok"/>
-        </w:rPr>
-        <w:t xml:space="preserve">test_windows </w:t>
-      </w:r>
-      <w:r>
-        <w:rPr>
-          <w:rStyle w:val="OtherTok"/>
-        </w:rPr>
-        <w:t xml:space="preserve">&lt;-</w:t>
-      </w:r>
-      <w:r>
-        <w:rPr>
-          <w:rStyle w:val="NormalTok"/>
-        </w:rPr>
-        <w:t xml:space="preserve"> </w:t>
-      </w:r>
-      <w:r>
-        <w:rPr>
-          <w:rStyle w:val="FunctionTok"/>
-        </w:rPr>
-        <w:t xml:space="preserve">ts_window_mv</w:t>
-      </w:r>
-      <w:r>
-        <w:rPr>
-          <w:rStyle w:val="NormalTok"/>
-        </w:rPr>
-        <w:t xml:space="preserve">(samp</w:t>
-      </w:r>
-      <w:r>
-        <w:rPr>
-          <w:rStyle w:val="SpecialCharTok"/>
-        </w:rPr>
-        <w:t xml:space="preserve">$</w:t>
-      </w:r>
-      <w:r>
-        <w:rPr>
-          <w:rStyle w:val="NormalTok"/>
-        </w:rPr>
-        <w:t xml:space="preserve">test, </w:t>
-      </w:r>
-      <w:r>
-        <w:rPr>
-          <w:rStyle w:val="AttributeTok"/>
-        </w:rPr>
-        <w:t xml:space="preserve">window_size =</w:t>
-      </w:r>
-      <w:r>
-        <w:rPr>
-          <w:rStyle w:val="NormalTok"/>
-        </w:rPr>
-        <w:t xml:space="preserve"> </w:t>
-      </w:r>
-      <w:r>
-        <w:rPr>
-          <w:rStyle w:val="DecValTok"/>
-        </w:rPr>
-        <w:t xml:space="preserve">5</w:t>
-      </w:r>
-      <w:r>
-        <w:rPr>
-          <w:rStyle w:val="NormalTok"/>
-        </w:rPr>
-        <w:t xml:space="preserve">)</w:t>
-      </w:r>
-      <w:r>
-        <w:br/>
-      </w:r>
-      <w:r>
-        <w:br/>
-      </w:r>
-      <w:r>
-        <w:rPr>
-          <w:rStyle w:val="FunctionTok"/>
-        </w:rPr>
-        <w:t xml:space="preserve">ts_head</w:t>
-      </w:r>
-      <w:r>
-        <w:rPr>
-          <w:rStyle w:val="NormalTok"/>
-        </w:rPr>
-        <w:t xml:space="preserve">(train_windows, </w:t>
-      </w:r>
-      <w:r>
-        <w:rPr>
-          <w:rStyle w:val="DecValTok"/>
-        </w:rPr>
-        <w:t xml:space="preserve">3</w:t>
-      </w:r>
-      <w:r>
-        <w:rPr>
-          <w:rStyle w:val="NormalTok"/>
-        </w:rPr>
-        <w:t xml:space="preserve">)</w:t>
-      </w:r>
-    </w:p>
-    <w:p>
-      <w:pPr>
-        <w:pStyle w:val="SourceCode"/>
-      </w:pPr>
-      <w:r>
-        <w:rPr>
-          <w:rStyle w:val="VerbatimChar"/>
-        </w:rPr>
-        <w:t xml:space="preserve">##   y_t6 y_t5 y_t4 y_t3 y_t2 y_t1 y_t0 x1_t6 x1_t5 x1_t4 x1_t3 x1_t2 x1_t1 x1_t0</w:t>
-      </w:r>
-      <w:r>
-        <w:br/>
-      </w:r>
-      <w:r>
-        <w:rPr>
-          <w:rStyle w:val="VerbatimChar"/>
-        </w:rPr>
-        <w:t xml:space="preserve">## 1  797  777  797  757  707  730  818     4     5     6     7     1     2     3</w:t>
-      </w:r>
-      <w:r>
-        <w:br/>
-      </w:r>
-      <w:r>
-        <w:rPr>
-          <w:rStyle w:val="VerbatimChar"/>
-        </w:rPr>
-        <w:t xml:space="preserve">## 2  777  797  757  707  730  818  818     5     6     7     1     2     3     4</w:t>
-      </w:r>
-      <w:r>
-        <w:br/>
-      </w:r>
-      <w:r>
-        <w:rPr>
-          <w:rStyle w:val="VerbatimChar"/>
-        </w:rPr>
-        <w:t xml:space="preserve">## 3  797  757  707  730  818  818  803     6     7     1     2     3     4     5</w:t>
-      </w:r>
-      <w:r>
-        <w:br/>
-      </w:r>
-      <w:r>
-        <w:rPr>
-          <w:rStyle w:val="VerbatimChar"/>
-        </w:rPr>
-        <w:t xml:space="preserve">##   x2_t6 x2_t5 x2_t4 x2_t3 x2_t2 x2_t1 x2_t0</w:t>
-      </w:r>
-      <w:r>
-        <w:br/>
-      </w:r>
-      <w:r>
-        <w:rPr>
-          <w:rStyle w:val="VerbatimChar"/>
-        </w:rPr>
-        <w:t xml:space="preserve">## 1     0     0     0     1     1     0     0</w:t>
-      </w:r>
-      <w:r>
-        <w:br/>
-      </w:r>
-      <w:r>
-        <w:rPr>
-          <w:rStyle w:val="VerbatimChar"/>
-        </w:rPr>
-        <w:t xml:space="preserve">## 2     0     0     1     1     0     0     0</w:t>
-      </w:r>
-      <w:r>
-        <w:br/>
-      </w:r>
-      <w:r>
-        <w:rPr>
-          <w:rStyle w:val="VerbatimChar"/>
-        </w:rPr>
-        <w:t xml:space="preserve">## 3     0     1     1     0     0     0     0</w:t>
-      </w:r>
-    </w:p>
-    <w:p>
-      <w:pPr>
-        <w:pStyle w:val="SourceCode"/>
-      </w:pPr>
-      <w:r>
-        <w:rPr>
-          <w:rStyle w:val="FunctionTok"/>
-        </w:rPr>
-        <w:t xml:space="preserve">ts_head</w:t>
-      </w:r>
-      <w:r>
-        <w:rPr>
-          <w:rStyle w:val="NormalTok"/>
-        </w:rPr>
-        <w:t xml:space="preserve">(test_windows, </w:t>
-      </w:r>
-      <w:r>
-        <w:rPr>
-          <w:rStyle w:val="DecValTok"/>
-        </w:rPr>
-        <w:t xml:space="preserve">1</w:t>
-      </w:r>
-      <w:r>
-        <w:rPr>
-          <w:rStyle w:val="NormalTok"/>
-        </w:rPr>
-        <w:t xml:space="preserve">)</w:t>
-      </w:r>
-    </w:p>
-    <w:p>
-      <w:pPr>
-        <w:pStyle w:val="SourceCode"/>
-      </w:pPr>
-      <w:r>
-        <w:rPr>
-          <w:rStyle w:val="VerbatimChar"/>
-        </w:rPr>
-        <w:t xml:space="preserve">##   y_t4 y_t3 y_t2 y_t1 y_t0 x1_t4 x1_t3 x1_t2 x1_t1 x1_t0 x2_t4 x2_t3 x2_t2</w:t>
-      </w:r>
-      <w:r>
-        <w:br/>
-      </w:r>
-      <w:r>
-        <w:rPr>
-          <w:rStyle w:val="VerbatimChar"/>
-        </w:rPr>
-        <w:t xml:space="preserve">## 1  791  776  792  763  743     4     5     6     7     1     0     0     0</w:t>
-      </w:r>
-      <w:r>
-        <w:br/>
-      </w:r>
-      <w:r>
-        <w:rPr>
-          <w:rStyle w:val="VerbatimChar"/>
-        </w:rPr>
-        <w:t xml:space="preserve">##   x2_t1 x2_t0</w:t>
-      </w:r>
-      <w:r>
-        <w:br/>
-      </w:r>
-      <w:r>
-        <w:rPr>
-          <w:rStyle w:val="VerbatimChar"/>
-        </w:rPr>
-        <w:t xml:space="preserve">## 1     1     1</w:t>
-      </w:r>
-    </w:p>
-    <w:p>
-      <w:pPr>
-        <w:pStyle w:val="FirstParagraph"/>
-      </w:pPr>
-      <w:r>
-        <w:t xml:space="preserve">This makes the temporal boundary explicit: the learner sees lagged windows built from the training portion only, while the held-out tail remains untouched for forecasting and evaluation.</w:t>
+        <w:t xml:space="preserve">This is the important detail inherited from the univariate workflow: the first</w:t>
+      </w:r>
+      <w:r>
+        <w:t xml:space="preserve"> </w:t>
+      </w:r>
+      <w:r>
+        <w:t xml:space="preserve">rows of the test partition already carry lagged values whose context comes from</w:t>
+      </w:r>
+      <w:r>
+        <w:t xml:space="preserve"> </w:t>
+      </w:r>
+      <w:r>
+        <w:t xml:space="preserve">the end of the training period. If we split the raw aligned series first and</w:t>
+      </w:r>
+      <w:r>
+        <w:t xml:space="preserve"> </w:t>
+      </w:r>
+      <w:r>
+        <w:t xml:space="preserve">only then materialize the windows, we lose that boundary information.</w:t>
       </w:r>
     </w:p>
     <w:p>
@@ -1418,28 +1301,43 @@
         <w:rPr>
           <w:rStyle w:val="VerbatimChar"/>
         </w:rPr>
+        <w:t xml:space="preserve">ts_data_mv(..., sw &gt; 1)</w:t>
+      </w:r>
+      <w:r>
+        <w:t xml:space="preserve"> </w:t>
+      </w:r>
+      <w:r>
+        <w:t xml:space="preserve">is the multivariate bridge from aligned observations to lagged forecasting inputs.</w:t>
+      </w:r>
+      <w:r>
+        <w:t xml:space="preserve"> </w:t>
+      </w:r>
+      <w:r>
+        <w:t xml:space="preserve">-</w:t>
+      </w:r>
+      <w:r>
+        <w:t xml:space="preserve"> </w:t>
+      </w:r>
+      <w:r>
+        <w:rPr>
+          <w:rStyle w:val="VerbatimChar"/>
+        </w:rPr>
         <w:t xml:space="preserve">ts_sample()</w:t>
       </w:r>
       <w:r>
         <w:t xml:space="preserve"> </w:t>
       </w:r>
       <w:r>
-        <w:t xml:space="preserve">keeps the multivariate alignment intact.</w:t>
-      </w:r>
-      <w:r>
-        <w:t xml:space="preserve"> </w:t>
-      </w:r>
-      <w:r>
-        <w:t xml:space="preserve">- Window materialization can be applied independently to train and test partitions.</w:t>
-      </w:r>
-      <w:r>
-        <w:t xml:space="preserve"> </w:t>
-      </w:r>
-      <w:r>
-        <w:t xml:space="preserve">- The forecasting workflow remains time-aware from the raw data to the lagged representation.</w:t>
+        <w:t xml:space="preserve">should be applied after the lagged representation is materialized when the goal is a sliding-window train/test split.</w:t>
+      </w:r>
+      <w:r>
+        <w:t xml:space="preserve"> </w:t>
+      </w:r>
+      <w:r>
+        <w:t xml:space="preserve">- The forecasting workflow remains time-aware from the raw multivariate data to the final train/test window partitions.</w:t>
       </w:r>
     </w:p>
-    <w:bookmarkEnd w:id="20"/>
+    <w:bookmarkEnd w:id="9"/>
     <w:sectPr>
       <w:footnotePr>
         <w:numRestart w:val="eachSect"/>
@@ -1561,10 +1459,10 @@
   <w:docDefaults>
     <w:rPrDefault>
       <w:rPr>
-        <w:rFonts w:asciiTheme="minorHAnsi" w:cstheme="minorBidi" w:eastAsiaTheme="minorHAnsi" w:hAnsiTheme="minorHAnsi"/>
+        <w:rFonts w:asciiTheme="minorHAnsi" w:cstheme="minorBidi" w:eastAsiaTheme="minorEastAsia" w:hAnsiTheme="minorHAnsi"/>
         <w:sz w:val="24"/>
         <w:szCs w:val="24"/>
-        <w:lang w:bidi="ar-SA" w:eastAsia="en-US" w:val="en-US"/>
+        <w:lang w:bidi="ar-SA" w:eastAsia="zh-CN" w:val="en-US"/>
       </w:rPr>
     </w:rPrDefault>
     <w:pPrDefault>
@@ -2105,13 +2003,6 @@
       </w:tblCellMar>
     </w:tblPr>
     <w:tblStylePr w:type="firstRow">
-      <w:tblPr>
-        <w:jc w:val="left"/>
-        <w:tblInd w:type="dxa" w:w="0"/>
-      </w:tblPr>
-      <w:trPr>
-        <w:jc w:val="left"/>
-      </w:trPr>
       <w:tcPr>
         <w:tcBorders>
           <w:bottom w:val="single"/>
